--- a/documents/nelm/NELM_1_Cancer_Roadmap.docx
+++ b/documents/nelm/NELM_1_Cancer_Roadmap.docx
@@ -43,7 +43,7 @@
           <w:i/>
           <w:sz w:val="18"/>
         </w:rPr>
-        <w:t xml:space="preserve">Standardized document set, 29 October 2026: this is the full-content document for the cancer roadmap. Questions for consensus: NELM_2_Cancer_Roadmap_Questions.docx. Decision discussion for all settings: NELM_7_Decision_Discussion.docx. Web page: https://drliuhao.github.io/mh-liver-pathways/nelm/</w:t>
+        <w:t xml:space="preserve">Standardized document set, 29 October 2026: this is the full-content document for the cancer roadmap. Questions for consensus: NELM_2_Cancer_Roadmap_Questions.docx. Decision discussion for all settings: NELM_7_Decision_Discussion.docx. Web page: https://drliuhao.github.io/mh-liver-pathways/nelm/ 3 statements corrected on 29 October 2026 against the full texts of papers previously cited from their abstracts.</w:t>
       </w:r>
     </w:p>
     <w:p>
@@ -12844,7 +12844,7 @@
           <w:sz w:val="20"/>
           <w:szCs w:val="20"/>
         </w:rPr>
-        <w:t xml:space="preserve">Built from the Memorial Hermann Neuroendocrine Liver Metastasis System Roadmap, Draft v0.6 dated 4 October 2026 with its liver-directed therapy section revised 3 October 2026, and from the companion guideline alignment worksheet of the same date, which compares the roadmap against NCCN Neuroendocrine and Adrenal Tumors v1.2026 (21 April 2026), NANETS 2017 medical and surgical consensus statements, NANETS 2020 surgical consensus, EANM Focus 3 (2021), Itanet 2024, ENETS 2023–2024 guidance and the OPTN National Liver Review Board transplant-oncology guidance of December 2025 against OPTN Policy 9 as checked on 1 October 2026. Revised on 7 October 2026 (Batch 08) after a full-text read of the whole NELM reference depot: 33 papers, each carrying an independently recorded critique, covering all 33 PubMed-indexed references cited on this page. Every evidence string was re-checked against each paper's own reported results rather than against a guideline quoting it, and grades were re-set where the full text showed a recommendation resting on a surrogate endpoint, a cohort with no comparator arm, an unvalidated threshold or a consensus vote; 40 evidence strings changed and 4 grades were lowered in that pass, and the honest section was rewritten and expanded from 9 entries to 34 with six further ratification items added. Four references are cited partly or wholly for what they do not show: RETNET (PMID 30016989) is a published protocol with no outcome data, so no efficacy figure on this page rests on it and the drug-eluting-bead arm closure is attributed to the ENETS 2024 guidance that reports it; the ENETS 2023 digestive neuroendocrine carcinoma paper is cited for a recommendation it grades 5D; NANETS 2017 medical and NANETS 2020 surgical are cited in several places for recorded absences of consensus. One figure on the page is cited from a guideline rather than from the paper itself and was not read in full: the Maire 2012 randomised TAE versus TACE trial of 26 patients, quoted from ENETS. The NCCN guideline, the OPTN policy and review-board guidance, the HOPE4LIVER update, the ASCO 2025 symptom-management guideline, the Memorial Hermann roadmap and its alignment worksheet are not PubMed-indexed depot papers and were read as documents. The liver-directed therapy matrix is rendered from the shared modality matrix, which is outside this page's scope and which carries RETNET outcome figures the protocol paper does not report; approval item 12 assigns its correction. Both source documents are drafts pending multidisciplinary and institutional governance review: they are not active clinical policy, do not replace clinician judgement, current drug labelling, OPTN policy or patient-specific informed consent, and every numeric criterion must be verified against its current source before use.</w:t>
+        <w:t xml:space="preserve">Built from the Memorial Hermann Neuroendocrine Liver Metastasis System Roadmap, Draft v0.6 dated 4 October 2026 with its liver-directed therapy section revised 3 October 2026, and from the companion guideline alignment worksheet of the same date, which compares the roadmap against NCCN Neuroendocrine and Adrenal Tumors v1.2026 (21 April 2026), NANETS 2017 medical and surgical consensus statements, NANETS 2020 surgical consensus, EANM Focus 3 (2021), Itanet 2024, ENETS 2023–2024 guidance and the OPTN National Liver Review Board transplant-oncology guidance of December 2025 against OPTN Policy 9 as checked on 1 October 2026. Revised on 7 October 2026 (Batch 08) after a full-text read of the whole NELM reference depot: 33 papers, each carrying an independently recorded critique, covering all 33 PubMed-indexed references cited on this page. Every evidence string was re-checked against each paper's own reported results rather than against a guideline quoting it, and grades were re-set where the full text showed a recommendation resting on a surrogate endpoint, a cohort with no comparator arm, an unvalidated threshold or a consensus vote; 40 evidence strings changed and 4 grades were lowered in that pass, and the honest section was rewritten and expanded from 9 entries to 34 with six further ratification items added. Four references are cited partly or wholly for what they do not show: RETNET (PMID 30016989) is a published protocol with no outcome data, so no efficacy figure on this page rests on it and the drug-eluting-bead arm closure is attributed to the ENETS 2024 guidance that reports it; the ENETS 2023 digestive neuroendocrine carcinoma paper is cited for a recommendation it grades 5D; NANETS 2017 medical and NANETS 2020 surgical are cited in several places for recorded absences of consensus. One figure on the page is cited from a guideline rather than from the paper itself and was not read in full: the Maire 2012 randomised TAE versus TACE trial of 26 patients, quoted from ENETS. The NCCN guideline, the OPTN policy and review-board guidance, the HOPE4LIVER update, the Memorial Hermann roadmap and its alignment worksheet are not PubMed-indexed depot papers and were read as documents; the ASCO 2025 symptom-management guideline is PubMed-indexed (PMID 40344544) but was outside the depot and was read as a document. The liver-directed therapy matrix is rendered from the shared modality matrix, which is outside this page's scope and which carries RETNET outcome figures the protocol paper does not report; approval item 12 assigns its correction. Both source documents are drafts pending multidisciplinary and institutional governance review: they are not active clinical policy, do not replace clinician judgement, current drug labelling, OPTN policy or patient-specific informed consent, and every numeric criterion must be verified against its current source before use.</w:t>
       </w:r>
     </w:p>
     <w:p>
@@ -14550,7 +14550,7 @@
           <w:sz w:val="17"/>
           <w:szCs w:val="17"/>
         </w:rPr>
-        <w:t xml:space="preserve">ASCO guideline: symptom management for well-differentiated gastroenteropancreatic neuroendocrine tumours, 2025.</w:t>
+        <w:t xml:space="preserve">Perez K, Del Rivero J, Kennedy EB, et al. Symptom management for well-differentiated gastroenteropancreatic neuroendocrine tumors: ASCO guideline. JCO Oncol Pract. 2026;22(1):19-35. Published online 9 May 2025.</w:t>
       </w:r>
     </w:p>
     <w:p>
@@ -33259,7 +33259,7 @@
           <w:sz w:val="16"/>
           <w:szCs w:val="16"/>
         </w:rPr>
-        <w:t xml:space="preserve">ASCO 2025 symptom management — ASCO guideline: symptom management for well-differentiated gastroenteropancreatic neuroendocrine tumours, 2025.</w:t>
+        <w:t xml:space="preserve">ASCO 2025 symptom management — Perez K, Del Rivero J, Kennedy EB, et al. Symptom management for well-differentiated gastroenteropancreatic neuroendocrine tumors: ASCO guideline. JCO Oncol Pract. 2026;22(1):19-35. Published online 9 May 2025.</w:t>
       </w:r>
     </w:p>
     <w:p>
